--- a/03-finance/chart-of-accounts-saudi-specific.docx
+++ b/03-finance/chart-of-accounts-saudi-specific.docx
@@ -678,7 +678,7 @@
                 <w:sz w:val="22"/>
                 <w:szCs w:val="22"/>
               </w:rPr>
-              <w:t xml:space="preserve">Al Rajhi Operating Account</w:t>
+              <w:t xml:space="preserve">ANB (SiFi) Operating Account</w:t>
             </w:r>
           </w:p>
         </w:tc>
@@ -784,7 +784,7 @@
                 <w:sz w:val="22"/>
                 <w:szCs w:val="22"/>
               </w:rPr>
-              <w:t xml:space="preserve">SNB Savings Account</w:t>
+              <w:t xml:space="preserve">Secondary Savings Account</w:t>
             </w:r>
           </w:p>
         </w:tc>
